--- a/secure_local_data/감리업무일보_20260829.docx
+++ b/secure_local_data/감리업무일보_20260829.docx
@@ -403,7 +403,7 @@
           <w:rFonts w:ascii="맑은 고딕" w:hAnsi="맑은 고딕"/>
           <w:sz w:val="19"/>
         </w:rPr>
-        <w:t xml:space="preserve"> 맑음 (기온: 24.5℃, 강수량: 0mm)</w:t>
+        <w:t xml:space="preserve"> 맑음 (기온: 25.0℃)</w:t>
       </w:r>
     </w:p>
     <w:p>
@@ -455,7 +455,7 @@
           <w:rFonts w:ascii="맑은 고딕" w:hAnsi="맑은 고딕"/>
           <w:sz w:val="19"/>
         </w:rPr>
-        <w:t>지하 2층 굴착 작업</w:t>
+        <w:t>지하 2층 토사 굴착</w:t>
       </w:r>
     </w:p>
     <w:p>
@@ -467,7 +467,7 @@
           <w:rFonts w:ascii="맑은 고딕" w:hAnsi="맑은 고딕"/>
           <w:sz w:val="19"/>
         </w:rPr>
-        <w:t>1단 버팀보 설치</w:t>
+        <w:t>가설 흙막이 지보공 설치</w:t>
       </w:r>
     </w:p>
     <w:p>

--- a/secure_local_data/감리업무일보_20260829.docx
+++ b/secure_local_data/감리업무일보_20260829.docx
@@ -127,7 +127,7 @@
               <w:rPr>
                 <w:sz w:val="19"/>
               </w:rPr>
-              <w:t>2026년 08월 29일</w:t>
+              <w:t>2026년 08월 30일</w:t>
             </w:r>
           </w:p>
         </w:tc>
@@ -430,6 +430,32 @@
           <w:sz w:val="19"/>
         </w:rPr>
         <w:t xml:space="preserve"> 김수석 책임건설사업관리기술인 (총괄감리원)</w:t>
+      </w:r>
+    </w:p>
+    <w:p>
+      <w:pPr>
+        <w:pStyle w:val="ListBullet"/>
+      </w:pPr>
+      <w:r>
+        <w:rPr>
+          <w:rFonts w:ascii="맑은 고딕" w:hAnsi="맑은 고딕"/>
+          <w:sz w:val="19"/>
+        </w:rPr>
+      </w:r>
+      <w:r>
+        <w:rPr>
+          <w:rFonts w:ascii="맑은 고딕" w:hAnsi="맑은 고딕"/>
+          <w:b/>
+          <w:sz w:val="19"/>
+        </w:rPr>
+        <w:t>누적 상태:</w:t>
+      </w:r>
+      <w:r>
+        <w:rPr>
+          <w:rFonts w:ascii="맑은 고딕" w:hAnsi="맑은 고딕"/>
+          <w:sz w:val="19"/>
+        </w:rPr>
+        <w:t xml:space="preserve"> [신규 작성]</w:t>
       </w:r>
     </w:p>
     <w:p>
@@ -1056,7 +1082,7 @@
           <w:color w:val="1A365D"/>
           <w:sz w:val="20"/>
         </w:rPr>
-        <w:t>작성일: 2026년 08월 29일</w:t>
+        <w:t>작성일: 2026년 08월 30일</w:t>
         <w:br/>
         <w:t>주식회사 삼우씨엠건축사사무소 건설사업관리단 (인)</w:t>
       </w:r>

--- a/secure_local_data/감리업무일보_20260829.docx
+++ b/secure_local_data/감리업무일보_20260829.docx
@@ -127,7 +127,7 @@
               <w:rPr>
                 <w:sz w:val="19"/>
               </w:rPr>
-              <w:t>2026년 08월 30일</w:t>
+              <w:t>2026년 09월 05일</w:t>
             </w:r>
           </w:p>
         </w:tc>
@@ -173,7 +173,7 @@
               <w:rPr>
                 <w:sz w:val="19"/>
               </w:rPr>
-              <w:t>삼우씨엠 신축공사 CM현장</w:t>
+              <w:t>미입력 프로젝트</w:t>
             </w:r>
           </w:p>
         </w:tc>
@@ -263,7 +263,7 @@
               <w:rPr>
                 <w:sz w:val="19"/>
               </w:rPr>
-              <w:t>김수석 책임건설사업관리기술인</w:t>
+              <w:t>미입력 책임기술인</w:t>
             </w:r>
           </w:p>
         </w:tc>
@@ -377,7 +377,7 @@
           <w:rFonts w:ascii="맑은 고딕" w:hAnsi="맑은 고딕"/>
           <w:sz w:val="19"/>
         </w:rPr>
-        <w:t xml:space="preserve"> 삼우씨엠 신축공사 CM현장</w:t>
+        <w:t xml:space="preserve"> 미입력 프로젝트</w:t>
       </w:r>
     </w:p>
     <w:p>
@@ -429,7 +429,7 @@
           <w:rFonts w:ascii="맑은 고딕" w:hAnsi="맑은 고딕"/>
           <w:sz w:val="19"/>
         </w:rPr>
-        <w:t xml:space="preserve"> 김수석 책임건설사업관리기술인 (총괄감리원)</w:t>
+        <w:t xml:space="preserve"> 미입력 책임기술인 (총괄감리원)</w:t>
       </w:r>
     </w:p>
     <w:p>
@@ -455,7 +455,7 @@
           <w:rFonts w:ascii="맑은 고딕" w:hAnsi="맑은 고딕"/>
           <w:sz w:val="19"/>
         </w:rPr>
-        <w:t xml:space="preserve"> [신규 작성]</w:t>
+        <w:t xml:space="preserve"> [오전/오후 일괄 병합 완료]</w:t>
       </w:r>
     </w:p>
     <w:p>
@@ -1082,7 +1082,7 @@
           <w:color w:val="1A365D"/>
           <w:sz w:val="20"/>
         </w:rPr>
-        <w:t>작성일: 2026년 08월 30일</w:t>
+        <w:t>작성일: 2026년 09월 05일</w:t>
         <w:br/>
         <w:t>주식회사 삼우씨엠건축사사무소 건설사업관리단 (인)</w:t>
       </w:r>
